--- a/resumes/att-non-cadres-2020.docx
+++ b/resumes/att-non-cadres-2020.docx
@@ -250,7 +250,7 @@
           <w:b w:val="0"/>
           <w:i w:val="0"/>
         </w:rPr>
-        <w:t xml:space="preserve"> : 2 jours, dont au moins 35h consécutives ; un dimanche de repos au moins une semaine sur deux (Article 1.8).</w:t>
+        <w:t xml:space="preserve"> : 2 jours, dont au moins 35h consécutives ; un dimanche de repos au moins une semaine sur deux (Article 1.8). Si vos 2 jours de repos sont mobiles et planifiés sur l'année, ils doivent être consécutifs au moins une semaine sur deux, et tombés un samedi-dimanche pour au moins 50 % d'entre eux (40 % minimum garanti) (Article 1.8).</w:t>
       </w:r>
     </w:p>
     <w:p>
@@ -371,7 +371,7 @@
           <w:b w:val="0"/>
           <w:i w:val="0"/>
         </w:rPr>
-        <w:t xml:space="preserve"> : les heures au-delà de 40h validées au 31/12 sont soit payées en janvier N+1, soit versées sur votre CET (sans choix de votre part : paiement automatique). Pour les heures jusqu'à 40h : payées en janvier, en repos compensateur sous 12 mois, ou sur le CET, toujours à votre choix. Dès que votre compteur atteint 7h, vous pouvez demander à être payé tout ou partie sur la paie d'avril, juillet ou octobre (avec 10% de majoration dans ce cas) (Avenant n°1, Article 1.1).</w:t>
+        <w:t xml:space="preserve"> : pour les heures au-delà de 40h validées au 31/12, soit vous les faites payer en janvier N+1, soit vous les versez sur votre CET — si vous n'exprimez aucun choix, elles vous sont payées automatiquement en janvier N+1. Pour les heures jusqu'à 40h : payées en janvier, en repos compensateur sous 12 mois, ou sur le CET, toujours à votre choix. Dès que votre compteur atteint 7h, vous pouvez demander à être payé tout ou partie sur la paie d'avril, juillet ou octobre (avec 10% de majoration dans ce cas) (Avenant n°1, Article 1.1).</w:t>
       </w:r>
     </w:p>
     <w:p>
@@ -390,7 +390,7 @@
           <w:b w:val="0"/>
           <w:i w:val="0"/>
         </w:rPr>
-        <w:t xml:space="preserve"> : nécessite votre accord exprès ; vos heures complémentaires sont majorées de 10% jusqu'à 1/10 de votre durée annuelle contractuelle, puis 25% au-delà, plafonnées à 1/3 de votre durée contractuelle (Article 2.7).</w:t>
+        <w:t xml:space="preserve"> : nécessite votre accord exprès ; vos heures complémentaires sont majorées de 10% jusqu'à 1/10 de votre durée annuelle contractuelle, puis 25% au-delà, plafonnées à 1/3 de votre durée contractuelle. Vos interruptions d'activité dans la journée sont limitées à 2, chacune de 2h maximum, avec une période de travail continue d'au moins 3h (Article 2.7).</w:t>
       </w:r>
     </w:p>
     <w:p>
@@ -548,6 +548,39 @@
           <w:i w:val="0"/>
         </w:rPr>
         <w:t xml:space="preserve"> : vos congés non pris sont reportés (Article 4.1.4, tel que modifié par l'avenant du 31/12/2025).</w:t>
+      </w:r>
+    </w:p>
+    <w:p>
+      <w:pPr>
+        <w:pStyle w:val="ListBullet"/>
+      </w:pPr>
+      <w:r>
+        <w:rPr>
+          <w:b/>
+          <w:i w:val="0"/>
+        </w:rPr>
+        <w:t>Si vous reprenez le travail après la fin de la période de prise des congés</w:t>
+      </w:r>
+      <w:r>
+        <w:rPr>
+          <w:b w:val="0"/>
+          <w:i w:val="0"/>
+        </w:rPr>
+        <w:t xml:space="preserve"> (suite à maternité, maladie, accident du travail ou maladie professionnelle) : vos congés non pris peuvent être reportés jusqu'à </w:t>
+      </w:r>
+      <w:r>
+        <w:rPr>
+          <w:b/>
+          <w:i w:val="0"/>
+        </w:rPr>
+        <w:t>fin janvier de l'année suivante</w:t>
+      </w:r>
+      <w:r>
+        <w:rPr>
+          <w:b w:val="0"/>
+          <w:i w:val="0"/>
+        </w:rPr>
+        <w:t xml:space="preserve"> ; si ce report n'est pas possible, ils sont placés sur votre CET (Article 4.1.5).</w:t>
       </w:r>
     </w:p>
     <w:p>
@@ -893,7 +926,21 @@
           <w:b w:val="0"/>
           <w:i w:val="0"/>
         </w:rPr>
-        <w:t xml:space="preserve"> : vous avez droit à un reclassement de jour sur simple demande, prolongeable d'1 mois après votre congé maternité si le médecin le juge nécessaire (Article 4.4.8).</w:t>
+        <w:t xml:space="preserve"> : vous avez droit à un reclassement de jour sur simple demande, prolongeable d'1 mois après votre congé maternité si le médecin le juge nécessaire. Si vous restez sur un poste de nuit, vous pouvez cumuler l'heure de réduction du temps de travail pour obtenir des nuits de repos supplémentaires, à prendre dans un délai maximum de </w:t>
+      </w:r>
+      <w:r>
+        <w:rPr>
+          <w:b/>
+          <w:i w:val="0"/>
+        </w:rPr>
+        <w:t>11 jours</w:t>
+      </w:r>
+      <w:r>
+        <w:rPr>
+          <w:b w:val="0"/>
+          <w:i w:val="0"/>
+        </w:rPr>
+        <w:t xml:space="preserve"> après l'acquisition du droit (Article 4.4.8).</w:t>
       </w:r>
     </w:p>
     <w:p>
@@ -1017,6 +1064,186 @@
           <w:i w:val="0"/>
         </w:rPr>
         <w:t xml:space="preserve"> pour vos congés payés en cas d'arrêt maladie — tout le reste de l'accord de 2020 continue de s'appliquer tel quel. Pour les astreintes et le décès d'un proche pendant vos congés, pensez aussi à consulter les articles correspondants de la CCN des CLCC (respectivement 2.5.4.3 et 2.4.3.3).</w:t>
+      </w:r>
+    </w:p>
+    <w:p>
+      <w:pPr>
+        <w:pStyle w:val="Heading2"/>
+      </w:pPr>
+      <w:r>
+        <w:rPr>
+          <w:b w:val="0"/>
+          <w:i w:val="0"/>
+        </w:rPr>
+        <w:t>Suivi de l'accord</w:t>
+      </w:r>
+    </w:p>
+    <w:p>
+      <w:pPr>
+        <w:pStyle w:val="ListBullet"/>
+      </w:pPr>
+      <w:r>
+        <w:rPr>
+          <w:b/>
+          <w:i w:val="0"/>
+        </w:rPr>
+        <w:t>Commission de suivi</w:t>
+      </w:r>
+      <w:r>
+        <w:rPr>
+          <w:b w:val="0"/>
+          <w:i w:val="0"/>
+        </w:rPr>
+        <w:t xml:space="preserve"> : composée des délégués syndicaux, elle se réunit l'année suivant l'entrée en vigueur de l'accord (Article 5.1).</w:t>
+      </w:r>
+    </w:p>
+    <w:p>
+      <w:pPr>
+        <w:pStyle w:val="ListBullet"/>
+      </w:pPr>
+      <w:r>
+        <w:rPr>
+          <w:b/>
+          <w:i w:val="0"/>
+        </w:rPr>
+        <w:t>Bilan</w:t>
+      </w:r>
+      <w:r>
+        <w:rPr>
+          <w:b w:val="0"/>
+          <w:i w:val="0"/>
+        </w:rPr>
+        <w:t xml:space="preserve"> : un bilan quantitatif et qualitatif de l'application de l'accord est établi à cette occasion (Article 5.1) — l'accord ne précise pas devant quelle instance (CSE, CSEC...) ce bilan est présenté.</w:t>
+      </w:r>
+    </w:p>
+    <w:p>
+      <w:pPr>
+        <w:pStyle w:val="ListBullet"/>
+      </w:pPr>
+      <w:r>
+        <w:rPr>
+          <w:b/>
+          <w:i w:val="0"/>
+        </w:rPr>
+        <w:t>Durée de l'accord</w:t>
+      </w:r>
+      <w:r>
+        <w:rPr>
+          <w:b w:val="0"/>
+          <w:i w:val="0"/>
+        </w:rPr>
+        <w:t xml:space="preserve"> : durée indéterminée ; entrée en vigueur au 1er janvier 2021, les dispositions antérieures continuant à produire leurs effets jusqu'au 31 décembre 2020 (Article 5.2).</w:t>
+      </w:r>
+    </w:p>
+    <w:p>
+      <w:pPr>
+        <w:pStyle w:val="ListBullet"/>
+      </w:pPr>
+      <w:r>
+        <w:rPr>
+          <w:b/>
+          <w:i w:val="0"/>
+        </w:rPr>
+        <w:t>Révision</w:t>
+      </w:r>
+      <w:r>
+        <w:rPr>
+          <w:b w:val="0"/>
+          <w:i w:val="0"/>
+        </w:rPr>
+        <w:t xml:space="preserve"> : procédure renvoyant à l'article L. 2261-7-1 du Code du travail (Article 5.3).</w:t>
+      </w:r>
+    </w:p>
+    <w:p>
+      <w:pPr>
+        <w:pStyle w:val="ListBullet"/>
+      </w:pPr>
+      <w:r>
+        <w:rPr>
+          <w:b/>
+          <w:i w:val="0"/>
+        </w:rPr>
+        <w:t>Dénonciation</w:t>
+      </w:r>
+      <w:r>
+        <w:rPr>
+          <w:b w:val="0"/>
+          <w:i w:val="0"/>
+        </w:rPr>
+        <w:t xml:space="preserve"> : possible à tout moment par lettre recommandée avec accusé de réception ; l'accord cesse en principe de s'appliquer au dernier jour des mandats des membres du CSE ; déclaration à déposer auprès de l'Unité Territoriale de Maine-et-Loire de la DIRECCTE d'Angers (Article 5.4).</w:t>
+      </w:r>
+    </w:p>
+    <w:p>
+      <w:pPr>
+        <w:pStyle w:val="ListBullet"/>
+      </w:pPr>
+      <w:r>
+        <w:rPr>
+          <w:b/>
+          <w:i w:val="0"/>
+        </w:rPr>
+        <w:t>Avenant n°1 du 31/01/2022 (CET heures supplémentaires)</w:t>
+      </w:r>
+      <w:r>
+        <w:rPr>
+          <w:b w:val="0"/>
+          <w:i w:val="0"/>
+        </w:rPr>
+        <w:t xml:space="preserve"> : durée indéterminée, entrée en vigueur le lendemain du dépôt (Article 2.1 de l'avenant) ; pas de commission de suivi propre à l'avenant.</w:t>
+      </w:r>
+    </w:p>
+    <w:p>
+      <w:pPr>
+        <w:pStyle w:val="ListBullet"/>
+      </w:pPr>
+      <w:r>
+        <w:rPr>
+          <w:b/>
+          <w:i w:val="0"/>
+        </w:rPr>
+        <w:t>Avenant du 31/12/2025 (congés payés pendant un arrêt maladie)</w:t>
+      </w:r>
+      <w:r>
+        <w:rPr>
+          <w:b w:val="0"/>
+          <w:i w:val="0"/>
+        </w:rPr>
+        <w:t xml:space="preserve"> : durée indéterminée, entrée en vigueur dès la signature (Article 2.1 de l'avenant) ; révision (Article 2.2 de l'avenant) et dénonciation (Article 2.3 de l'avenant, dépôt auprès de la DREETS d'Angers).</w:t>
+      </w:r>
+    </w:p>
+    <w:p>
+      <w:r>
+        <w:rPr>
+          <w:color w:val="5B6578"/>
+          <w:sz w:val="16"/>
+        </w:rPr>
+        <w:t>────────────────────────────────────────</w:t>
+      </w:r>
+    </w:p>
+    <w:p>
+      <w:r>
+        <w:rPr>
+          <w:b w:val="0"/>
+          <w:i/>
+          <w:color w:val="5B6578"/>
+        </w:rPr>
+        <w:t xml:space="preserve">Les références entre parenthèses renvoient aux articles de l'accord ou des avenants. Seul le texte intégral fait référence : </w:t>
+      </w:r>
+      <w:r>
+        <w:rPr>
+          <w:b w:val="0"/>
+          <w:i/>
+          <w:color w:val="5B6578"/>
+        </w:rPr>
+        <w:t>accord complet (PDF)</w:t>
+      </w:r>
+      <w:r>
+        <w:rPr>
+          <w:b w:val="0"/>
+          <w:i/>
+          <w:color w:val="5B6578"/>
+        </w:rPr>
+        <w:t>.</w:t>
       </w:r>
     </w:p>
     <w:sectPr>

--- a/resumes/att-non-cadres-2020.docx
+++ b/resumes/att-non-cadres-2020.docx
@@ -46,7 +46,7 @@
           <w:b/>
           <w:i w:val="0"/>
         </w:rPr>
-        <w:t>Source : accord du 14 septembre 2020, tel que modifié par l'Avenant n°1 du 31 janvier 2022 (heures supplémentaires) et par l'avenant du 31 décembre 2025 (congés payés pendant un arrêt maladie). Le reste de l'accord de 2020 est inchangé.</w:t>
+        <w:t>Source : accord du 14 septembre 2020, avenant n°1 du 31 janvier 2022 (heures supplémentaires) et avenant du 31 décembre 2025 (congés payés pendant un arrêt maladie).</w:t>
       </w:r>
     </w:p>
     <w:p>
@@ -350,7 +350,7 @@
           <w:b/>
           <w:i w:val="0"/>
         </w:rPr>
-        <w:t>Vos heures supplémentaires — version en vigueur (Avenant n°1, 31/01/2022, remplace l'ex-article 2.6)</w:t>
+        <w:t>Vos heures supplémentaires (Avenant n°1, 31/01/2022)</w:t>
       </w:r>
       <w:r>
         <w:rPr>
@@ -592,7 +592,7 @@
           <w:b/>
           <w:i w:val="0"/>
         </w:rPr>
-        <w:t>Si vous tombez malade pendant vos congés (version en vigueur depuis le 31/12/2025)</w:t>
+        <w:t>Si vous tombez malade pendant vos congés (avenant du 31/12/2025)</w:t>
       </w:r>
       <w:r>
         <w:rPr>
@@ -627,22 +627,7 @@
           <w:b w:val="0"/>
           <w:i w:val="0"/>
         </w:rPr>
-        <w:t xml:space="preserve">. </w:t>
-      </w:r>
-      <w:r>
-        <w:rPr>
-          <w:b w:val="0"/>
-          <w:i/>
-          <w:color w:val="5B6578"/>
-        </w:rPr>
-        <w:t>(Ceci remplace la règle d'origine de 2020, qui maintenait le congé sans interruption.)</w:t>
-      </w:r>
-      <w:r>
-        <w:rPr>
-          <w:b w:val="0"/>
-          <w:i w:val="0"/>
-        </w:rPr>
-        <w:t xml:space="preserve"> À votre retour, vous êtes informé(e) du report sur votre bulletin de salaire ou par mail, et vous avez </w:t>
+        <w:t xml:space="preserve">. À votre retour, vous êtes informé(e) du report sur votre bulletin de salaire ou par mail, et vous avez </w:t>
       </w:r>
       <w:r>
         <w:rPr>
@@ -1035,35 +1020,7 @@
           <w:b w:val="0"/>
           <w:i w:val="0"/>
         </w:rPr>
-        <w:t>Aujourd'hui, ce sont les règles de l'</w:t>
-      </w:r>
-      <w:r>
-        <w:rPr>
-          <w:b/>
-          <w:i w:val="0"/>
-        </w:rPr>
-        <w:t>Avenant n°1 du 31 janvier 2022</w:t>
-      </w:r>
-      <w:r>
-        <w:rPr>
-          <w:b w:val="0"/>
-          <w:i w:val="0"/>
-        </w:rPr>
-        <w:t xml:space="preserve"> qui s'appliquent pour vos heures supplémentaires, et celles de l'</w:t>
-      </w:r>
-      <w:r>
-        <w:rPr>
-          <w:b/>
-          <w:i w:val="0"/>
-        </w:rPr>
-        <w:t>avenant du 31 décembre 2025</w:t>
-      </w:r>
-      <w:r>
-        <w:rPr>
-          <w:b w:val="0"/>
-          <w:i w:val="0"/>
-        </w:rPr>
-        <w:t xml:space="preserve"> pour vos congés payés en cas d'arrêt maladie — tout le reste de l'accord de 2020 continue de s'appliquer tel quel. Pour les astreintes et le décès d'un proche pendant vos congés, pensez aussi à consulter les articles correspondants de la CCN des CLCC (respectivement 2.5.4.3 et 2.4.3.3).</w:t>
+        <w:t>Pour les astreintes et le décès d'un proche pendant vos congés, consultez aussi les articles correspondants de la CCN des CLCC (respectivement 2.5.4.3 et 2.4.3.3).</w:t>
       </w:r>
     </w:p>
     <w:p>

--- a/resumes/att-non-cadres-2020.docx
+++ b/resumes/att-non-cadres-2020.docx
@@ -1070,7 +1070,7 @@
           <w:b w:val="0"/>
           <w:i w:val="0"/>
         </w:rPr>
-        <w:t xml:space="preserve"> : un bilan quantitatif et qualitatif de l'application de l'accord est établi à cette occasion (Article 5.1) — l'accord ne précise pas devant quelle instance (CSE, CSEC...) ce bilan est présenté.</w:t>
+        <w:t xml:space="preserve"> : un bilan quantitatif et qualitatif de l'application de l'accord est établi à cette occasion (Article 5.1).</w:t>
       </w:r>
     </w:p>
     <w:p>
